--- a/document_templates/russian_library/Исковые_заявления/Процессуальные_документы/шаблон_Исковое_заявление_в_районный_суд.docx
+++ b/document_templates/russian_library/Исковые_заявления/Процессуальные_документы/шаблон_Исковое_заявление_в_районный_суд.docx
@@ -56,7 +56,7 @@
           <w:sz w:val="24"/>
           <w:szCs w:val="24"/>
         </w:rPr>
-        <w:t xml:space="preserve">{{ w_t_w_r_w_r_w_rpr_w_rfonts_w_ascii_times_new_roman_w_hansi_times_new_roman_w_cs_times_new_roman_w_sz_w_val_24_w_szcs_w_val_24_w_lang_w_val_en_us_w_rpr_w_t_court_w_t_w_r_w_r_w_rsidrpr_00b766b6_w_rpr_w_rfonts_w_ascii_times_new_roman_w_hansi_times_new_roman_w_cs_times_new_roman_w_sz_w_val_24_w_szcs_w_val_24_w_rpr_w_t_xml_space_preserve_w_t_w_r_w_r_w_rpr_w_rfonts_w_ascii_times_new_roman_w_hansi_times_new_roman_w_cs_times_new_roman_w_sz_w_val_24_w_szcs_w_val_24_w_lang_w_val_en_us_w_rpr_w_t_address_w_t_w_r_w_r_w_rsidrpr_00b766b6_w_rpr_w_rfonts_w_ascii_times_new_roman_w_hansi_times_new_roman_w_cs_times_new_roman_w_sz_w_val_24_w_szcs_w_val_24_w_rpr_w_t_xml_space_preserve }}</w:t>
+        <w:t xml:space="preserve">{{ court_address }}</w:t>
       </w:r>
     </w:p>
     <w:p>
@@ -91,7 +91,7 @@
           <w:sz w:val="24"/>
           <w:szCs w:val="24"/>
         </w:rPr>
-        <w:t xml:space="preserve">{{ w_t_w_r_w_r_w_rsidr_00b766b6_w_rpr_w_rfonts_w_ascii_times_new_roman_w_hansi_times_new_roman_w_cs_times_new_roman_w_sz_w_val_24_w_szcs_w_val_24_w_lang_w_val_en_us_w_rpr_w_t_plaintiff_w_t_w_r_w_r_w_rsidr_00b766b6_w_rsidrpr_00b766b6_w_rpr_w_rfonts_w_ascii_times_new_roman_w_hansi_times_new_roman_w_cs_times_new_roman_w_sz_w_val_24_w_szcs_w_val_24_w_rpr_w_t_xml_space_preserve }}</w:t>
+        <w:t xml:space="preserve">{{ plaintiff }}</w:t>
       </w:r>
     </w:p>
     <w:p>
@@ -194,7 +194,7 @@
           <w:sz w:val="24"/>
           <w:szCs w:val="24"/>
         </w:rPr>
-        <w:t xml:space="preserve">{{ w_t_w_r_w_r_w_rpr_w_rfonts_w_ascii_times_new_roman_w_hansi_times_new_roman_w_cs_times_new_roman_w_sz_w_val_24_w_szcs_w_val_24_w_lang_w_val_en_us_w_rpr_w_t_defendant_w_t_w_r_w_r_w_rsidrpr_00b766b6_w_rpr_w_rfonts_w_ascii_times_new_roman_w_hansi_times_new_roman_w_cs_times_new_roman_w_sz_w_val_24_w_szcs_w_val_24_w_rpr_w_t_xml_space_preserve_w_t_w_r_w_r_w_rpr_w_rfonts_w_ascii_times_new_roman_w_hansi_times_new_roman_w_cs_times_new_roman_w_sz_w_val_24_w_szcs_w_val_24_w_lang_w_val_en_us_w_rpr_w_t_id_w_t_w_r_w_r_w_rsidrpr_00b766b6_w_rpr_w_rfonts_w_ascii_times_new_roman_w_hansi_times_new_roman_w_cs_times_new_roman_w_sz_w_val_24_w_szcs_w_val_24_w_rpr_w_t_xml_space_preserve }}</w:t>
+        <w:t xml:space="preserve">{{ defendant_id }}</w:t>
       </w:r>
     </w:p>
     <w:p>
@@ -249,7 +249,7 @@
           <w:szCs w:val="24"/>
           <w:lang w:val="en-US"/>
         </w:rPr>
-        <w:t>{{ w_t_w_r_w_r_w_rsidr_00b766b6_w_rpr_w_rfonts_w_ascii_times_new_roman_w_hansi_times_new_roman_w_cs_times_new_roman_w_sz_w_val_24_w_szcs_w_val_24_w_lang_w_val_en_us_w_rpr_w_t_xml_space_preserve_defendant_registration_address }}</w:t>
+        <w:t>{{ defendant_registration_address }}</w:t>
       </w:r>
     </w:p>
     <w:p>
@@ -352,15 +352,14 @@
           <w:lang w:val="en-US"/>
         </w:rPr>
       </w:pPr>
-      <w:proofErr w:type="gramStart"/>
-      <w:r>
-        <w:rPr>
-          <w:rFonts w:ascii="Times New Roman" w:hAnsi="Times New Roman" w:cs="Times New Roman"/>
-          <w:sz w:val="24"/>
-          <w:szCs w:val="24"/>
-          <w:lang w:val="en-US"/>
-        </w:rPr>
-        <w:t>{{ further_w_t_w_r_w_prooferr_w_type_gramend_w_r_w_rpr_w_rfonts_w_ascii_times_new_roman_w_hansi_times_new_roman_w_cs_times_new_roman_w_sz_w_val_24_w_szcs_w_val_24_w_lang_w_val_en_us_w_rpr_w_t_xml_space_preserve_details }}</w:t>
+      <w:r>
+        <w:rPr>
+          <w:rFonts w:ascii="Times New Roman" w:hAnsi="Times New Roman" w:cs="Times New Roman"/>
+          <w:sz w:val="24"/>
+          <w:szCs w:val="24"/>
+          <w:lang w:val="en-US"/>
+        </w:rPr>
+        <w:t>{{ further_details }}</w:t>
       </w:r>
       <w:r>
         <w:rPr>
@@ -436,7 +435,7 @@
           <w:sz w:val="24"/>
           <w:szCs w:val="24"/>
         </w:rPr>
-        <w:t xml:space="preserve"> {{ w_t_w_r_w_r_w_rsidr_00b766b6_w_rpr_w_rfonts_w_ascii_times_new_roman_w_hansi_times_new_roman_w_cs_times_new_roman_w_sz_w_val_24_w_szcs_w_val_24_w_lang_w_val_en_us_w_rpr_w_t_defendant_w_t_w_r_w_r_w_rsidr_00b766b6_w_rsidrpr_00b766b6_w_rpr_w_rfonts_w_ascii_times_new_roman_w_hansi_times_new_roman_w_cs_times_new_roman_w_sz_w_val_24_w_szcs_w_val_24_w_rpr_w_t_xml_space_preserve }}</w:t>
+        <w:t xml:space="preserve"> {{ defendant }}</w:t>
       </w:r>
       <w:r>
         <w:rPr>
@@ -452,7 +451,7 @@
           <w:sz w:val="24"/>
           <w:szCs w:val="24"/>
         </w:rPr>
-        <w:t xml:space="preserve">{{ w_t_w_r_w_r_w_rsidr_00b766b6_w_rpr_w_rfonts_w_ascii_times_new_roman_w_hansi_times_new_roman_w_cs_times_new_roman_w_sz_w_val_24_w_szcs_w_val_24_w_lang_w_val_en_us_w_rpr_w_t_damage_w_t_w_r_w_r_w_rsidr_00b766b6_w_rsidrpr_00b766b6_w_rpr_w_rfonts_w_ascii_times_new_roman_w_hansi_times_new_roman_w_cs_times_new_roman_w_sz_w_val_24_w_szcs_w_val_24_w_rpr_w_t_xml_space_preserve_w_t_w_r_w_r_w_rsidr_00b766b6_w_rpr_w_rfonts_w_ascii_times_new_roman_w_hansi_times_new_roman_w_cs_times_new_roman_w_sz_w_val_24_w_szcs_w_val_24_w_lang_w_val_en_us_w_rpr_w_t_amount_w_t_w_r_w_r_w_rsidr_00b766b6_w_rsidrpr_00b766b6_w_rpr_w_rfonts_w_ascii_times_new_roman_w_hansi_times_new_roman_w_cs_times_new_roman_w_sz_w_val_24_w_szcs_w_val_24_w_rpr_w_t_xml_space_preserve }}</w:t>
+        <w:t xml:space="preserve">{{ damage_amount }}</w:t>
       </w:r>
       <w:r>
         <w:rPr>
@@ -491,7 +490,7 @@
           <w:sz w:val="24"/>
           <w:szCs w:val="24"/>
         </w:rPr>
-        <w:t xml:space="preserve">{{ w_t_w_r_w_r_w_rsidr_00b766b6_w_rpr_w_rfonts_w_ascii_times_new_roman_w_hansi_times_new_roman_w_cs_times_new_roman_w_sz_w_val_24_w_szcs_w_val_24_w_lang_w_val_en_us_w_rpr_w_t_defendant_w_t_w_r_w_r_w_rsidr_00b766b6_w_rsidrpr_00b766b6_w_rpr_w_rfonts_w_ascii_times_new_roman_w_hansi_times_new_roman_w_cs_times_new_roman_w_sz_w_val_24_w_szcs_w_val_24_w_rpr_w_t_xml_space_preserve }}</w:t>
+        <w:t xml:space="preserve">{{ defendant }}</w:t>
       </w:r>
       <w:r>
         <w:rPr>
@@ -507,7 +506,7 @@
           <w:sz w:val="24"/>
           <w:szCs w:val="24"/>
         </w:rPr>
-        <w:t xml:space="preserve">{{ w_t_w_r_w_r_w_rsidr_00b766b6_w_rpr_w_rfonts_w_ascii_times_new_roman_w_hansi_times_new_roman_w_cs_times_new_roman_w_sz_w_val_24_w_szcs_w_val_24_w_lang_w_val_en_us_w_rpr_w_t_state_w_t_w_r_w_r_w_rsidr_00b766b6_w_rsidrpr_00b766b6_w_rpr_w_rfonts_w_ascii_times_new_roman_w_hansi_times_new_roman_w_cs_times_new_roman_w_sz_w_val_24_w_szcs_w_val_24_w_rpr_w_t_xml_space_preserve_w_t_w_r_w_r_w_rsidr_00b766b6_w_rpr_w_rfonts_w_ascii_times_new_roman_w_hansi_times_new_roman_w_cs_times_new_roman_w_sz_w_val_24_w_szcs_w_val_24_w_lang_w_val_en_us_w_rpr_w_t_duty_w_t_w_r_w_r_w_rsidr_00b766b6_w_rsidrpr_00b766b6_w_rpr_w_rfonts_w_ascii_times_new_roman_w_hansi_times_new_roman_w_cs_times_new_roman_w_sz_w_val_24_w_szcs_w_val_24_w_rpr_w_t_xml_space_preserve_w_t_w_r_w_r_w_rsidr_00b766b6_w_rpr_w_rfonts_w_ascii_times_new_roman_w_hansi_times_new_roman_w_cs_times_new_roman_w_sz_w_val_24_w_szcs_w_val_24_w_lang_w_val_en_us_w_rpr_w_t_amount_w_t_w_r_w_r_w_rsidr_00b766b6_w_rsidrpr_00b766b6_w_rpr_w_rfonts_w_ascii_times_new_roman_w_hansi_times_new_roman_w_cs_times_new_roman_w_sz_w_val_24_w_szcs_w_val_24_w_rpr_w_t_xml_space_preserve }}</w:t>
+        <w:t xml:space="preserve">{{ state_duty_amount }}</w:t>
       </w:r>
       <w:r>
         <w:rPr>
@@ -527,15 +526,14 @@
           <w:szCs w:val="24"/>
         </w:rPr>
       </w:pPr>
-      <w:proofErr w:type="gramStart"/>
-      <w:r>
-        <w:rPr>
-          <w:rFonts w:ascii="Times New Roman" w:hAnsi="Times New Roman" w:cs="Times New Roman"/>
-          <w:sz w:val="24"/>
-          <w:szCs w:val="24"/>
-          <w:lang w:val="en-US"/>
-        </w:rPr>
-        <w:t>{{ plaintiff_w_t_w_r_w_prooferr_w_type_gramend_w_r_w_rpr_w_rfonts_w_ascii_times_new_roman_w_hansi_times_new_roman_w_cs_times_new_roman_w_sz_w_val_24_w_szcs_w_val_24_w_lang_w_val_en_us_w_rpr_w_t_xml_space_preserve }}</w:t>
+      <w:r>
+        <w:rPr>
+          <w:rFonts w:ascii="Times New Roman" w:hAnsi="Times New Roman" w:cs="Times New Roman"/>
+          <w:sz w:val="24"/>
+          <w:szCs w:val="24"/>
+          <w:lang w:val="en-US"/>
+        </w:rPr>
+        <w:t>{{ plaintiff }}</w:t>
       </w:r>
       <w:r>
         <w:rPr>
